--- a/atributos.docx
+++ b/atributos.docx
@@ -4975,15 +4975,15 @@
         <w:tblLook w:val="04A0" w:firstRow="1" w:lastRow="0" w:firstColumn="1" w:lastColumn="0" w:noHBand="0" w:noVBand="1"/>
       </w:tblPr>
       <w:tblGrid>
-        <w:gridCol w:w="1457"/>
-        <w:gridCol w:w="909"/>
+        <w:gridCol w:w="1458"/>
+        <w:gridCol w:w="1468"/>
         <w:gridCol w:w="956"/>
         <w:gridCol w:w="1057"/>
-        <w:gridCol w:w="823"/>
-        <w:gridCol w:w="823"/>
-        <w:gridCol w:w="823"/>
-        <w:gridCol w:w="823"/>
-        <w:gridCol w:w="823"/>
+        <w:gridCol w:w="711"/>
+        <w:gridCol w:w="711"/>
+        <w:gridCol w:w="711"/>
+        <w:gridCol w:w="711"/>
+        <w:gridCol w:w="711"/>
       </w:tblGrid>
       <w:tr>
         <w:tc>
@@ -5079,19 +5079,31 @@
           <w:tcPr>
             <w:tcW w:w="943" w:type="dxa"/>
           </w:tcPr>
-          <w:p/>
-        </w:tc>
-        <w:tc>
-          <w:tcPr>
-            <w:tcW w:w="944" w:type="dxa"/>
-          </w:tcPr>
-          <w:p/>
-        </w:tc>
-        <w:tc>
-          <w:tcPr>
-            <w:tcW w:w="944" w:type="dxa"/>
-          </w:tcPr>
-          <w:p/>
+          <w:p>
+            <w:r>
+              <w:t>simples</w:t>
+            </w:r>
+          </w:p>
+        </w:tc>
+        <w:tc>
+          <w:tcPr>
+            <w:tcW w:w="944" w:type="dxa"/>
+          </w:tcPr>
+          <w:p>
+            <w:r>
+              <w:t>texto</w:t>
+            </w:r>
+          </w:p>
+        </w:tc>
+        <w:tc>
+          <w:tcPr>
+            <w:tcW w:w="944" w:type="dxa"/>
+          </w:tcPr>
+          <w:p>
+            <w:r>
+              <w:t>67</w:t>
+            </w:r>
+          </w:p>
         </w:tc>
         <w:tc>
           <w:tcPr>
@@ -5144,19 +5156,31 @@
           <w:tcPr>
             <w:tcW w:w="943" w:type="dxa"/>
           </w:tcPr>
-          <w:p/>
-        </w:tc>
-        <w:tc>
-          <w:tcPr>
-            <w:tcW w:w="944" w:type="dxa"/>
-          </w:tcPr>
-          <w:p/>
-        </w:tc>
-        <w:tc>
-          <w:tcPr>
-            <w:tcW w:w="944" w:type="dxa"/>
-          </w:tcPr>
-          <w:p/>
+          <w:p>
+            <w:r>
+              <w:t>simples</w:t>
+            </w:r>
+          </w:p>
+        </w:tc>
+        <w:tc>
+          <w:tcPr>
+            <w:tcW w:w="944" w:type="dxa"/>
+          </w:tcPr>
+          <w:p>
+            <w:r>
+              <w:t xml:space="preserve">Texto </w:t>
+            </w:r>
+          </w:p>
+        </w:tc>
+        <w:tc>
+          <w:tcPr>
+            <w:tcW w:w="944" w:type="dxa"/>
+          </w:tcPr>
+          <w:p>
+            <w:r>
+              <w:t>67</w:t>
+            </w:r>
+          </w:p>
         </w:tc>
         <w:tc>
           <w:tcPr>
@@ -5209,19 +5233,31 @@
           <w:tcPr>
             <w:tcW w:w="943" w:type="dxa"/>
           </w:tcPr>
-          <w:p/>
-        </w:tc>
-        <w:tc>
-          <w:tcPr>
-            <w:tcW w:w="944" w:type="dxa"/>
-          </w:tcPr>
-          <w:p/>
-        </w:tc>
-        <w:tc>
-          <w:tcPr>
-            <w:tcW w:w="944" w:type="dxa"/>
-          </w:tcPr>
-          <w:p/>
+          <w:p>
+            <w:r>
+              <w:t>simples</w:t>
+            </w:r>
+          </w:p>
+        </w:tc>
+        <w:tc>
+          <w:tcPr>
+            <w:tcW w:w="944" w:type="dxa"/>
+          </w:tcPr>
+          <w:p>
+            <w:r>
+              <w:t>texto</w:t>
+            </w:r>
+          </w:p>
+        </w:tc>
+        <w:tc>
+          <w:tcPr>
+            <w:tcW w:w="944" w:type="dxa"/>
+          </w:tcPr>
+          <w:p>
+            <w:r>
+              <w:t>67</w:t>
+            </w:r>
+          </w:p>
         </w:tc>
         <w:tc>
           <w:tcPr>
@@ -5274,19 +5310,31 @@
           <w:tcPr>
             <w:tcW w:w="943" w:type="dxa"/>
           </w:tcPr>
-          <w:p/>
-        </w:tc>
-        <w:tc>
-          <w:tcPr>
-            <w:tcW w:w="944" w:type="dxa"/>
-          </w:tcPr>
-          <w:p/>
-        </w:tc>
-        <w:tc>
-          <w:tcPr>
-            <w:tcW w:w="944" w:type="dxa"/>
-          </w:tcPr>
-          <w:p/>
+          <w:p>
+            <w:r>
+              <w:t>Determinante</w:t>
+            </w:r>
+          </w:p>
+        </w:tc>
+        <w:tc>
+          <w:tcPr>
+            <w:tcW w:w="944" w:type="dxa"/>
+          </w:tcPr>
+          <w:p>
+            <w:r>
+              <w:t>texto</w:t>
+            </w:r>
+          </w:p>
+        </w:tc>
+        <w:tc>
+          <w:tcPr>
+            <w:tcW w:w="944" w:type="dxa"/>
+          </w:tcPr>
+          <w:p>
+            <w:r>
+              <w:t>67</w:t>
+            </w:r>
+          </w:p>
         </w:tc>
         <w:tc>
           <w:tcPr>
@@ -5687,6 +5735,7 @@
     <w:lsdException w:name="HTML Sample" w:semiHidden="1" w:unhideWhenUsed="1"/>
     <w:lsdException w:name="HTML Typewriter" w:semiHidden="1" w:unhideWhenUsed="1"/>
     <w:lsdException w:name="HTML Variable" w:semiHidden="1" w:unhideWhenUsed="1"/>
+    <w:lsdException w:name="Normal Table" w:semiHidden="1" w:unhideWhenUsed="1"/>
     <w:lsdException w:name="annotation subject" w:semiHidden="1" w:unhideWhenUsed="1"/>
     <w:lsdException w:name="No List" w:semiHidden="1" w:unhideWhenUsed="1"/>
     <w:lsdException w:name="Outline List 1" w:semiHidden="1" w:unhideWhenUsed="1"/>
@@ -5733,8 +5782,10 @@
     <w:lsdException w:name="Table Subtle 2" w:semiHidden="1" w:unhideWhenUsed="1"/>
     <w:lsdException w:name="Table Web 1" w:semiHidden="1" w:unhideWhenUsed="1"/>
     <w:lsdException w:name="Table Web 2" w:semiHidden="1" w:unhideWhenUsed="1"/>
+    <w:lsdException w:name="Table Web 3" w:semiHidden="1" w:unhideWhenUsed="1"/>
     <w:lsdException w:name="Balloon Text" w:semiHidden="1" w:unhideWhenUsed="1"/>
     <w:lsdException w:name="Table Grid" w:uiPriority="39"/>
+    <w:lsdException w:name="Table Theme" w:semiHidden="1" w:unhideWhenUsed="1"/>
     <w:lsdException w:name="Placeholder Text" w:semiHidden="1"/>
     <w:lsdException w:name="No Spacing" w:uiPriority="1" w:qFormat="1"/>
     <w:lsdException w:name="Light Shading" w:uiPriority="60"/>
